--- a/Cover_Letters/Shinoy_Thales_Graduation_Assignment_Bazel_Migration_Cover_Letter.docx
+++ b/Cover_Letters/Shinoy_Thales_Graduation_Assignment_Bazel_Migration_Cover_Letter.docx
@@ -14,7 +14,7 @@
     </w:p>
     <w:p>
       <w:r>
-        <w:t>October 09, 2026</w:t>
+        <w:t>October 10, 2026</w:t>
       </w:r>
     </w:p>
     <w:p>
@@ -35,12 +35,7 @@
     </w:p>
     <w:p>
       <w:r>
-        <w:t>Your software department working on Combat Management and Radar systems caught my attention, especially the current project migrating from Maven to Bazel. I have spent years building and maintaining automated test frameworks, and I understand the friction that happens when parallel test execution hits single-threaded container limitations in tools like Podman and Cucumber.</w:t>
-      </w:r>
-    </w:p>
-    <w:p>
-      <w:r>
-        <w:t>During my recent work at Tata Consultancy Services, I handled framework migrations, containerized testing workflows, and even used tools like Gemini Code Assist to speed up test generation. I am eager to help your team investigate options to fully parallelize containerized integration tests without relying on exclusive or flaky test flags.</w:t>
+        <w:t>Your graduation assignment focusing on migrating to Bazel, optimizing parallel execution, and working with Podman and Cucumber matches my background in test automation and CI/CD pipelines. I have spent years working with containerized environments, Java, and integration testing frameworks, and I am eager to help tackle the challenge of running containerized integration tests in parallel.</w:t>
       </w:r>
     </w:p>
     <w:p>
